--- a/submissions/Continuous Integration and Continuous Delivery.docx
+++ b/submissions/Continuous Integration and Continuous Delivery.docx
@@ -7,6 +7,28 @@
         <w:spacing w:before="100" w:beforeAutospacing="1" w:after="100" w:afterAutospacing="1" w:line="240" w:lineRule="auto"/>
         <w:rPr>
           <w:rFonts w:eastAsia="Times New Roman" w:cs="Times New Roman"/>
+          <w:b/>
+          <w:bCs/>
+          <w:kern w:val="0"/>
+          <w14:ligatures w14:val="none"/>
+        </w:rPr>
+      </w:pPr>
+      <w:r>
+        <w:rPr>
+          <w:rFonts w:eastAsia="Times New Roman" w:cs="Times New Roman"/>
+          <w:b/>
+          <w:bCs/>
+          <w:kern w:val="0"/>
+          <w14:ligatures w14:val="none"/>
+        </w:rPr>
+        <w:t>CS320</w:t>
+      </w:r>
+    </w:p>
+    <w:p>
+      <w:pPr>
+        <w:spacing w:before="100" w:beforeAutospacing="1" w:after="100" w:afterAutospacing="1" w:line="240" w:lineRule="auto"/>
+        <w:rPr>
+          <w:rFonts w:eastAsia="Times New Roman" w:cs="Times New Roman"/>
           <w:kern w:val="0"/>
           <w14:ligatures w14:val="none"/>
         </w:rPr>
@@ -319,6 +341,7 @@
           <w:kern w:val="0"/>
           <w14:ligatures w14:val="none"/>
         </w:rPr>
+        <w:lastRenderedPageBreak/>
         <w:t>Software can be released at any time</w:t>
       </w:r>
     </w:p>
@@ -363,7 +386,6 @@
           <w:kern w:val="0"/>
           <w14:ligatures w14:val="none"/>
         </w:rPr>
-        <w:lastRenderedPageBreak/>
         <w:t>Releases are less risky due to smaller, incremental changes</w:t>
       </w:r>
     </w:p>
@@ -833,6 +855,7 @@
           <w:kern w:val="0"/>
           <w14:ligatures w14:val="none"/>
         </w:rPr>
+        <w:lastRenderedPageBreak/>
         <w:t>Tools Used in CI/CD</w:t>
       </w:r>
     </w:p>
@@ -851,7 +874,6 @@
           <w:kern w:val="0"/>
           <w14:ligatures w14:val="none"/>
         </w:rPr>
-        <w:lastRenderedPageBreak/>
         <w:t>There are many tools available to implement CI/CD pipelines. Some popular ones include:</w:t>
       </w:r>
     </w:p>
